--- a/ars/stage5_finalize/work/highlights.docx
+++ b/ars/stage5_finalize/work/highlights.docx
@@ -56,7 +56,7 @@
         <w:pStyle w:val="Compact"/>
       </w:pPr>
       <w:r>
-        <w:t xml:space="preserve">Rebalancing-day trading surged for included stocks only, with no price change</w:t>
+        <w:t xml:space="preserve">Rebalancing-day trading surged for included stocks only, with no price effect</w:t>
       </w:r>
     </w:p>
     <w:p>
